--- a/Печать-Шаблон.docx
+++ b/Печать-Шаблон.docx
@@ -159,7 +159,7 @@
           <w:color w:val="033261" w:themeColor="hyperlink" w:themeShade="80"/>
           <w:szCs w:val="28"/>
         </w:rPr>
-        <w:instrText xml:space="preserve"> HYPERLINK \l _Toc17788 </w:instrText>
+        <w:instrText xml:space="preserve"> HYPERLINK \l _Toc383 </w:instrText>
       </w:r>
       <w:r>
         <w:rPr>
@@ -196,13 +196,13 @@
         <w:fldChar w:fldCharType="begin"/>
       </w:r>
       <w:r>
-        <w:instrText xml:space="preserve"> PAGEREF _Toc17788 \h </w:instrText>
+        <w:instrText xml:space="preserve"> PAGEREF _Toc383 \h </w:instrText>
       </w:r>
       <w:r>
         <w:fldChar w:fldCharType="separate"/>
       </w:r>
       <w:r>
-        <w:t>6</w:t>
+        <w:t>5</w:t>
       </w:r>
       <w:r>
         <w:fldChar w:fldCharType="end"/>
@@ -327,55 +327,6 @@
     </w:p>
     <w:p>
       <w:pPr>
-        <w:jc w:val="center"/>
-        <w:rPr>
-          <w:rFonts w:hint="default" w:ascii="Sitka Small" w:hAnsi="Sitka Small"/>
-          <w:i/>
-          <w:iCs/>
-          <w:sz w:val="36"/>
-          <w:szCs w:val="36"/>
-          <w:lang w:val="ru-RU"/>
-        </w:rPr>
-      </w:pPr>
-    </w:p>
-    <w:p>
-      <w:pPr>
-        <w:jc w:val="center"/>
-        <w:rPr>
-          <w:rFonts w:hint="default" w:ascii="Sitka Small" w:hAnsi="Sitka Small"/>
-          <w:i/>
-          <w:iCs/>
-          <w:sz w:val="36"/>
-          <w:szCs w:val="36"/>
-          <w:lang w:val="ru-RU"/>
-        </w:rPr>
-      </w:pPr>
-    </w:p>
-    <w:p>
-      <w:pPr>
-        <w:rPr>
-          <w:rFonts w:hint="default" w:ascii="Sitka Small" w:hAnsi="Sitka Small"/>
-          <w:b/>
-          <w:bCs/>
-          <w:color w:val="767171" w:themeColor="background2" w:themeShade="80"/>
-          <w:sz w:val="28"/>
-          <w:szCs w:val="28"/>
-        </w:rPr>
-      </w:pPr>
-      <w:r>
-        <w:rPr>
-          <w:rFonts w:hint="default" w:ascii="Sitka Small" w:hAnsi="Sitka Small"/>
-          <w:b/>
-          <w:bCs/>
-          <w:color w:val="767171" w:themeColor="background2" w:themeShade="80"/>
-          <w:sz w:val="28"/>
-          <w:szCs w:val="28"/>
-        </w:rPr>
-        <w:br w:type="page"/>
-      </w:r>
-    </w:p>
-    <w:p>
-      <w:pPr>
         <w:pStyle w:val="10"/>
         <w:bidi w:val="0"/>
         <w:rPr>
@@ -384,15 +335,12 @@
       </w:pPr>
       <w:r>
         <w:rPr>
-          <w:rFonts w:hint="default" w:ascii="Sitka Small" w:hAnsi="Sitka Small"/>
-          <w:sz w:val="24"/>
-          <w:szCs w:val="24"/>
-          <w:lang w:val="en-US"/>
+          <w:rFonts w:hint="default"/>
         </w:rPr>
         <w:br w:type="page"/>
       </w:r>
       <w:bookmarkStart w:id="0" w:name="_Toc3661"/>
-      <w:bookmarkStart w:id="1" w:name="_Toc17788"/>
+      <w:bookmarkStart w:id="1" w:name="_Toc383"/>
       <w:r>
         <w:rPr>
           <w:rFonts w:hint="default"/>
@@ -560,9 +508,9 @@
           <w:rFonts w:hint="default" w:ascii="Sitka Small" w:hAnsi="Sitka Small"/>
           <w:sz w:val="24"/>
           <w:szCs w:val="24"/>
-          <w:lang w:val="en-US"/>
-        </w:rPr>
-        <w:t>Пожелайте мне спокойной ночи, но не прощайтесь со мною. Позвольте мне увидеть вас опять.</w:t>
+          <w:lang w:val="ru-RU"/>
+        </w:rPr>
+        <w:t>Запись</w:t>
       </w:r>
     </w:p>
     <w:p>

--- a/Печать-Шаблон.docx
+++ b/Печать-Шаблон.docx
@@ -62,42 +62,11 @@
         <w:jc w:val="center"/>
         <w:rPr>
           <w:rFonts w:hint="default"/>
-          <w:sz w:val="52"/>
-          <w:szCs w:val="52"/>
           <w:lang w:val="ru-RU"/>
         </w:rPr>
       </w:pPr>
-      <w:r>
-        <w:rPr>
-          <w:rFonts w:hint="default"/>
-          <w:sz w:val="52"/>
-          <w:szCs w:val="52"/>
-          <w:lang w:val="ru-RU"/>
-        </w:rPr>
-        <w:t>Том 2</w:t>
-      </w:r>
-    </w:p>
-    <w:p>
-      <w:pPr>
-        <w:pStyle w:val="3"/>
-        <w:bidi w:val="0"/>
-        <w:jc w:val="center"/>
-        <w:rPr>
-          <w:rFonts w:hint="default"/>
-          <w:lang w:val="ru-RU"/>
-        </w:rPr>
-      </w:pPr>
-    </w:p>
-    <w:p>
-      <w:pPr>
-        <w:pStyle w:val="3"/>
-        <w:bidi w:val="0"/>
-        <w:jc w:val="center"/>
-        <w:rPr>
-          <w:rFonts w:hint="default"/>
-          <w:lang w:val="ru-RU"/>
-        </w:rPr>
-      </w:pPr>
+      <w:bookmarkStart w:id="2" w:name="_GoBack"/>
+      <w:bookmarkEnd w:id="2"/>
       <w:r>
         <w:rPr>
           <w:rFonts w:hint="default"/>
@@ -381,15 +350,7 @@
         <w:rPr>
           <w:rFonts w:hint="default"/>
         </w:rPr>
-        <w:t>Уил</w:t>
-      </w:r>
-      <w:bookmarkStart w:id="2" w:name="_GoBack"/>
-      <w:bookmarkEnd w:id="2"/>
-      <w:r>
-        <w:rPr>
-          <w:rFonts w:hint="default"/>
-        </w:rPr>
-        <w:t>ки Коллинз</w:t>
+        <w:t>Уилки Коллинз</w:t>
       </w:r>
     </w:p>
     <w:p>
